--- a/eng/docx/024.content.docx
+++ b/eng/docx/024.content.docx
@@ -163,13 +163,6 @@
         <w:rPr>
           <w:lang w:val="en_US" w:bidi="en_US"/>
         </w:rPr>
-      </w:r>
-      <w:r>
-        <w:rPr>
-          <w:i/>
-          <w:lang w:val="en_US" w:bidi="en_US"/>
-        </w:rPr>
-        <w:t>Xanthicus, Xerxes, Xestes</w:t>
       </w:r>
       <w:r>
         <w:rPr>

--- a/eng/docx/024.content.docx
+++ b/eng/docx/024.content.docx
@@ -150,19 +150,6 @@
           <w:lang w:val="en_US" w:bidi="en_US"/>
         </w:rPr>
         <w:t>X</w:t>
-      </w:r>
-      <w:r>
-        <w:rPr>
-          <w:lang w:val="en_US" w:bidi="en_US"/>
-        </w:rPr>
-      </w:r>
-    </w:p>
-    <w:p>
-      <w:pPr/>
-      <w:r>
-        <w:rPr>
-          <w:lang w:val="en_US" w:bidi="en_US"/>
-        </w:rPr>
       </w:r>
       <w:r>
         <w:rPr>

--- a/eng/docx/024.content.docx
+++ b/eng/docx/024.content.docx
@@ -19,7 +19,7 @@
         <w:rPr>
           <w:lang w:val="en_US" w:bidi="en_US"/>
         </w:rPr>
-        <w:t>Resource: Bible Dictionary (Tyndale)</w:t>
+        <w:t>Resource: Tyndale Open Bible Dictionary</w:t>
       </w:r>
       <w:r>
         <w:rPr>
@@ -112,7 +112,7 @@
         <w:rPr>
           <w:lang w:val="en_US" w:bidi="en_US"/>
         </w:rPr>
-        <w:t>Bible Dictionary (Tyndale)</w:t>
+        <w:t>Tyndale Open Bible Dictionary</w:t>
       </w:r>
     </w:p>
     <w:p>

--- a/eng/docx/024.content.docx
+++ b/eng/docx/024.content.docx
@@ -19,7 +19,7 @@
         <w:rPr>
           <w:lang w:val="en_US" w:bidi="en_US"/>
         </w:rPr>
-        <w:t>Resource: Tyndale Open Bible Dictionary</w:t>
+        <w:t>Resource: Aquifer Open Bible Dictionary</w:t>
       </w:r>
       <w:r>
         <w:rPr>
@@ -112,7 +112,7 @@
         <w:rPr>
           <w:lang w:val="en_US" w:bidi="en_US"/>
         </w:rPr>
-        <w:t>Tyndale Open Bible Dictionary</w:t>
+        <w:t>Aquifer Open Bible Dictionary</w:t>
       </w:r>
     </w:p>
     <w:p>

--- a/eng/docx/024.content.docx
+++ b/eng/docx/024.content.docx
@@ -231,25 +231,7 @@
         <w:rPr>
           <w:lang w:val="en_US" w:bidi="en_US"/>
         </w:rPr>
-        <w:t xml:space="preserve">Name of the month in the Macedonian calendar corresponding to the Hebrew month Nisan (March–April); mentioned in </w:t>
-      </w:r>
-      <w:hyperlink r:id="rId13">
-        <w:r>
-          <w:rPr>
-            <w:lang w:val="en_US" w:bidi="en_US"/>
-          </w:rPr>
-          <w:rPr>
-            <w:color w:val="0000EE"/>
-            <w:u w:val="single"/>
-          </w:rPr>
-          <w:t>2 Maccabees 11:27–38</w:t>
-        </w:r>
-      </w:hyperlink>
-      <w:r>
-        <w:rPr>
-          <w:lang w:val="en_US" w:bidi="en_US"/>
-        </w:rPr>
-        <w:t xml:space="preserve">. </w:t>
+        <w:t xml:space="preserve">Name of the month in the Macedonian calendar corresponding to the Hebrew month Nisan (March–April); mentioned in 2 Maccabees 11:27–38. </w:t>
       </w:r>
       <w:r>
         <w:rPr>
@@ -322,60 +304,19 @@
         <w:rPr>
           <w:lang w:val="en_US" w:bidi="en_US"/>
         </w:rPr>
-        <w:t xml:space="preserve">NIV and nlt rendering of Ahasuerus in </w:t>
-      </w:r>
-      <w:hyperlink r:id="rId14">
-        <w:r>
-          <w:rPr>
-            <w:lang w:val="en_US" w:bidi="en_US"/>
-          </w:rPr>
-          <w:rPr>
-            <w:color w:val="0000EE"/>
-            <w:u w:val="single"/>
-          </w:rPr>
-          <w:t>Ezra 4:6</w:t>
-        </w:r>
-      </w:hyperlink>
+        <w:t xml:space="preserve">Xerxes is the name used for Ahasuerus in </w:t>
+      </w:r>
+      <w:r>
+        <w:rPr>
+          <w:lang w:val="en_US" w:bidi="en_US"/>
+        </w:rPr>
+        <w:t>Ezra 4:6</w:t>
+      </w:r>
       <w:r>
         <w:rPr>
           <w:lang w:val="en_US" w:bidi="en_US"/>
         </w:rPr>
         <w:t xml:space="preserve"> and the book of Esther. </w:t>
-      </w:r>
-      <w:r>
-        <w:rPr>
-          <w:i/>
-          <w:lang w:val="en_US" w:bidi="en_US"/>
-        </w:rPr>
-        <w:t>See</w:t>
-      </w:r>
-      <w:r>
-        <w:rPr>
-          <w:lang w:val="en_US" w:bidi="en_US"/>
-        </w:rPr>
-        <w:t xml:space="preserve"> </w:t>
-      </w:r>
-      <w:r>
-        <w:rPr>
-          <w:lang w:val="en_US" w:bidi="en_US"/>
-        </w:rPr>
-        <w:t>Ahasuerus #1</w:t>
-      </w:r>
-      <w:r>
-        <w:rPr>
-          <w:lang w:val="en_US" w:bidi="en_US"/>
-        </w:rPr>
-        <w:t>.</w:t>
-      </w:r>
-      <w:r>
-        <w:rPr>
-          <w:lang w:val="en_US" w:bidi="en_US"/>
-        </w:rPr>
-      </w:r>
-      <w:r>
-        <w:rPr>
-          <w:lang w:val="en_US" w:bidi="en_US"/>
-        </w:rPr>
       </w:r>
     </w:p>
     <w:p>
@@ -385,16 +326,35 @@
           <w:lang w:val="en_US" w:bidi="en_US"/>
         </w:rPr>
       </w:r>
-    </w:p>
-    <w:p>
-      <w:pPr>
-        <w:pStyle w:val="Heading2"/>
-      </w:pPr>
-      <w:r>
-        <w:rPr>
-          <w:lang w:val="en_US" w:bidi="en_US"/>
-        </w:rPr>
-        <w:t>Xestes</w:t>
+      <w:r>
+        <w:rPr>
+          <w:i/>
+          <w:lang w:val="en_US" w:bidi="en_US"/>
+        </w:rPr>
+        <w:t>See</w:t>
+      </w:r>
+      <w:r>
+        <w:rPr>
+          <w:lang w:val="en_US" w:bidi="en_US"/>
+        </w:rPr>
+        <w:t xml:space="preserve"> </w:t>
+      </w:r>
+      <w:r>
+        <w:rPr>
+          <w:lang w:val="en_US" w:bidi="en_US"/>
+        </w:rPr>
+        <w:t>Ahasuerus #1</w:t>
+      </w:r>
+      <w:r>
+        <w:rPr>
+          <w:lang w:val="en_US" w:bidi="en_US"/>
+        </w:rPr>
+        <w:t>.</w:t>
+      </w:r>
+      <w:r>
+        <w:rPr>
+          <w:lang w:val="en_US" w:bidi="en_US"/>
+        </w:rPr>
       </w:r>
       <w:r>
         <w:rPr>
@@ -409,11 +369,43 @@
           <w:lang w:val="en_US" w:bidi="en_US"/>
         </w:rPr>
       </w:r>
-      <w:r>
-        <w:rPr>
-          <w:lang w:val="en_US" w:bidi="en_US"/>
-        </w:rPr>
-        <w:t xml:space="preserve">Liquid measure equivalent to about one and one-sixth pints (552 milliliters). </w:t>
+    </w:p>
+    <w:p>
+      <w:pPr>
+        <w:pStyle w:val="Heading2"/>
+      </w:pPr>
+      <w:r>
+        <w:rPr>
+          <w:lang w:val="en_US" w:bidi="en_US"/>
+        </w:rPr>
+        <w:t>Xestes</w:t>
+      </w:r>
+      <w:r>
+        <w:rPr>
+          <w:lang w:val="en_US" w:bidi="en_US"/>
+        </w:rPr>
+      </w:r>
+    </w:p>
+    <w:p>
+      <w:pPr/>
+      <w:r>
+        <w:rPr>
+          <w:lang w:val="en_US" w:bidi="en_US"/>
+        </w:rPr>
+      </w:r>
+      <w:r>
+        <w:rPr>
+          <w:lang w:val="en_US" w:bidi="en_US"/>
+        </w:rPr>
+        <w:t>A xestes was a measure for liquids equal to about 552 milliliters (one-sixth pints).</w:t>
+      </w:r>
+    </w:p>
+    <w:p>
+      <w:pPr/>
+      <w:r>
+        <w:rPr>
+          <w:lang w:val="en_US" w:bidi="en_US"/>
+        </w:rPr>
       </w:r>
       <w:r>
         <w:rPr>
